--- a/products-storage/04-polnyy-komplekt-pto/01-30-bazovye-pakety/02-dopraboty-bez-poter/02-soglasovanie-obema.docx
+++ b/products-storage/04-polnyy-komplekt-pto/01-30-bazovye-pakety/02-dopraboty-bez-poter/02-soglasovanie-obema.docx
@@ -5,230 +5,929 @@
     <w:p>
       <w:pPr>
         <w:pStyle w:val="Title"/>
+        <w:spacing w:after="180"/>
+        <w:jc w:val="left"/>
       </w:pPr>
       <w:r>
         <w:rPr>
+          <w:rFonts w:ascii="Times New Roman" w:hAnsi="Times New Roman"/>
           <w:b/>
+          <w:color w:val="000000"/>
+          <w:sz w:val="34"/>
         </w:rPr>
         <w:t>Согласование объёма дополнительных работ</w:t>
       </w:r>
     </w:p>
     <w:p>
       <w:r>
-        <w:rPr>
-          <w:i/>
-          <w:color w:val="E85D22"/>
-        </w:rPr>
-        <w:t>Заполните поля в квадратных скобках и удалите подсказки перед отправкой.</w:t>
+        <w:t>Заполните данные объекта и выберите один маршрут. Для направления заказчику сохраните экземпляр и подтверждение доставки; после ответа зафиксируйте решение по позициям.</w:t>
       </w:r>
     </w:p>
     <w:p>
       <w:pPr>
         <w:pStyle w:val="Heading1"/>
+        <w:keepNext/>
+        <w:pageBreakBefore w:val="0"/>
       </w:pPr>
       <w:r>
-        <w:t>Факт</w:t>
-      </w:r>
-    </w:p>
-    <w:p>
-      <w:pPr>
-        <w:pStyle w:val="ListBullet"/>
-      </w:pPr>
-      <w:r>
-        <w:t>Причина появления: [___]</w:t>
-      </w:r>
-    </w:p>
-    <w:p>
-      <w:pPr>
-        <w:pStyle w:val="ListBullet"/>
-      </w:pPr>
-      <w:r>
-        <w:t>Отличие от исходного объёма: [___]</w:t>
-      </w:r>
-    </w:p>
-    <w:p>
-      <w:pPr>
-        <w:pStyle w:val="Heading1"/>
-      </w:pPr>
-      <w:r>
-        <w:t>Согласовано</w:t>
-      </w:r>
-    </w:p>
-    <w:p>
-      <w:pPr>
-        <w:pStyle w:val="ListBullet"/>
-      </w:pPr>
-      <w:r>
-        <w:t>Наименование, единица, количество: [___]</w:t>
-      </w:r>
-    </w:p>
-    <w:p>
-      <w:pPr>
-        <w:pStyle w:val="ListBullet"/>
-      </w:pPr>
-      <w:r>
-        <w:t>Эскиз/чертёж/дефектная ведомость: [___]</w:t>
-      </w:r>
-    </w:p>
-    <w:p>
-      <w:pPr>
-        <w:pStyle w:val="ListBullet"/>
-      </w:pPr>
-      <w:r>
-        <w:t>Способ подтверждения факта: [___]</w:t>
-      </w:r>
-    </w:p>
-    <w:p>
-      <w:pPr>
-        <w:pStyle w:val="Heading1"/>
-      </w:pPr>
-      <w:r>
-        <w:t>Контроль перед использованием</w:t>
+        <w:t>Реквизиты</w:t>
       </w:r>
     </w:p>
     <w:tbl>
       <w:tblPr>
+        <w:tblStyle w:val="TableGrid"/>
         <w:tblW w:type="auto" w:w="0"/>
         <w:jc w:val="center"/>
         <w:tblLayout w:type="fixed"/>
         <w:tblLook w:firstColumn="1" w:firstRow="1" w:lastColumn="0" w:lastRow="0" w:noHBand="0" w:noVBand="1" w:val="04A0"/>
       </w:tblPr>
       <w:tblGrid>
-        <w:gridCol w:w="1800"/>
-        <w:gridCol w:w="7560"/>
+        <w:gridCol w:w="2268"/>
+        <w:gridCol w:w="7427"/>
       </w:tblGrid>
       <w:tr>
+        <w:trPr>
+          <w:cantSplit/>
+        </w:trPr>
         <w:tc>
           <w:tcPr>
-            <w:tcW w:type="dxa" w:w="4680"/>
-            <w:shd w:fill="E9E5DC"/>
+            <w:tcW w:type="dxa" w:w="2268"/>
             <w:vAlign w:val="center"/>
+            <w:shd w:fill="F3F0E8"/>
           </w:tcPr>
           <w:p>
+            <w:pPr>
+              <w:spacing w:after="0"/>
+            </w:pPr>
+            <w:r/>
             <w:r>
-              <w:t>Статус</w:t>
+              <w:rPr>
+                <w:b/>
+                <w:color w:val="262F37"/>
+                <w:sz w:val="18"/>
+              </w:rPr>
+              <w:t>Номер и дата</w:t>
             </w:r>
           </w:p>
         </w:tc>
         <w:tc>
           <w:tcPr>
-            <w:tcW w:type="dxa" w:w="4680"/>
-            <w:shd w:fill="E9E5DC"/>
+            <w:tcW w:type="dxa" w:w="7427"/>
             <w:vAlign w:val="center"/>
           </w:tcPr>
           <w:p>
+            <w:pPr>
+              <w:spacing w:after="0"/>
+            </w:pPr>
+            <w:r/>
             <w:r>
-              <w:t>Проверка</w:t>
+              <w:rPr>
+                <w:b w:val="0"/>
+                <w:color w:val="262F37"/>
+                <w:sz w:val="18"/>
+              </w:rPr>
+              <w:t>№ [___] от [___]; место составления [___]</w:t>
             </w:r>
           </w:p>
         </w:tc>
       </w:tr>
       <w:tr>
+        <w:trPr>
+          <w:cantSplit/>
+        </w:trPr>
         <w:tc>
           <w:tcPr>
-            <w:tcW w:type="dxa" w:w="1800"/>
+            <w:tcW w:type="dxa" w:w="2268"/>
+            <w:vAlign w:val="center"/>
+            <w:shd w:fill="F3F0E8"/>
           </w:tcPr>
           <w:p>
+            <w:pPr>
+              <w:spacing w:after="0"/>
+            </w:pPr>
+            <w:r/>
             <w:r>
-              <w:t>☐</w:t>
+              <w:rPr>
+                <w:b/>
+                <w:color w:val="262F37"/>
+                <w:sz w:val="18"/>
+              </w:rPr>
+              <w:t>Договор</w:t>
             </w:r>
           </w:p>
         </w:tc>
         <w:tc>
           <w:tcPr>
-            <w:tcW w:type="dxa" w:w="7560"/>
+            <w:tcW w:type="dxa" w:w="7427"/>
+            <w:vAlign w:val="center"/>
           </w:tcPr>
           <w:p>
+            <w:pPr>
+              <w:spacing w:after="0"/>
+            </w:pPr>
+            <w:r/>
             <w:r>
-              <w:t>Сверено с договором и приложениями</w:t>
+              <w:rPr>
+                <w:b w:val="0"/>
+                <w:color w:val="262F37"/>
+                <w:sz w:val="18"/>
+              </w:rPr>
+              <w:t>Договор подряда № [___] от [___], приложение / раздел исходного объёма [___]</w:t>
             </w:r>
           </w:p>
         </w:tc>
       </w:tr>
       <w:tr>
+        <w:trPr>
+          <w:cantSplit/>
+        </w:trPr>
         <w:tc>
           <w:tcPr>
-            <w:tcW w:type="dxa" w:w="1800"/>
+            <w:tcW w:type="dxa" w:w="2268"/>
+            <w:vAlign w:val="center"/>
+            <w:shd w:fill="F3F0E8"/>
           </w:tcPr>
           <w:p>
+            <w:pPr>
+              <w:spacing w:after="0"/>
+            </w:pPr>
+            <w:r/>
             <w:r>
-              <w:t>☐</w:t>
+              <w:rPr>
+                <w:b/>
+                <w:color w:val="262F37"/>
+                <w:sz w:val="18"/>
+              </w:rPr>
+              <w:t>Объект</w:t>
             </w:r>
           </w:p>
         </w:tc>
         <w:tc>
           <w:tcPr>
-            <w:tcW w:type="dxa" w:w="7560"/>
+            <w:tcW w:type="dxa" w:w="7427"/>
+            <w:vAlign w:val="center"/>
           </w:tcPr>
           <w:p>
+            <w:pPr>
+              <w:spacing w:after="0"/>
+            </w:pPr>
+            <w:r/>
             <w:r>
-              <w:t>Проверены полномочия подписанта и адресат</w:t>
+              <w:rPr>
+                <w:b w:val="0"/>
+                <w:color w:val="262F37"/>
+                <w:sz w:val="18"/>
+              </w:rPr>
+              <w:t>Название, адрес, участок или захватка [___]</w:t>
             </w:r>
           </w:p>
         </w:tc>
       </w:tr>
       <w:tr>
+        <w:trPr>
+          <w:cantSplit/>
+        </w:trPr>
         <w:tc>
           <w:tcPr>
-            <w:tcW w:type="dxa" w:w="1800"/>
+            <w:tcW w:type="dxa" w:w="2268"/>
+            <w:vAlign w:val="center"/>
+            <w:shd w:fill="F3F0E8"/>
           </w:tcPr>
           <w:p>
+            <w:pPr>
+              <w:spacing w:after="0"/>
+            </w:pPr>
+            <w:r/>
             <w:r>
-              <w:t>☐</w:t>
+              <w:rPr>
+                <w:b/>
+                <w:color w:val="262F37"/>
+                <w:sz w:val="18"/>
+              </w:rPr>
+              <w:t>Подрядчик</w:t>
             </w:r>
           </w:p>
         </w:tc>
         <w:tc>
           <w:tcPr>
-            <w:tcW w:type="dxa" w:w="7560"/>
+            <w:tcW w:type="dxa" w:w="7427"/>
+            <w:vAlign w:val="center"/>
           </w:tcPr>
           <w:p>
+            <w:pPr>
+              <w:spacing w:after="0"/>
+            </w:pPr>
+            <w:r/>
             <w:r>
-              <w:t>Приложения названы и приложены</w:t>
+              <w:rPr>
+                <w:b w:val="0"/>
+                <w:color w:val="262F37"/>
+                <w:sz w:val="18"/>
+              </w:rPr>
+              <w:t>Полное наименование, ИНН, адрес [___]</w:t>
             </w:r>
           </w:p>
         </w:tc>
       </w:tr>
       <w:tr>
+        <w:trPr>
+          <w:cantSplit/>
+        </w:trPr>
         <w:tc>
           <w:tcPr>
-            <w:tcW w:type="dxa" w:w="1800"/>
+            <w:tcW w:type="dxa" w:w="2268"/>
+            <w:vAlign w:val="center"/>
+            <w:shd w:fill="F3F0E8"/>
           </w:tcPr>
           <w:p>
+            <w:pPr>
+              <w:spacing w:after="0"/>
+            </w:pPr>
+            <w:r/>
             <w:r>
-              <w:t>☐</w:t>
+              <w:rPr>
+                <w:b/>
+                <w:color w:val="262F37"/>
+                <w:sz w:val="18"/>
+              </w:rPr>
+              <w:t>Заказчик</w:t>
             </w:r>
           </w:p>
         </w:tc>
         <w:tc>
           <w:tcPr>
-            <w:tcW w:type="dxa" w:w="7560"/>
+            <w:tcW w:type="dxa" w:w="7427"/>
+            <w:vAlign w:val="center"/>
           </w:tcPr>
           <w:p>
+            <w:pPr>
+              <w:spacing w:after="0"/>
+            </w:pPr>
+            <w:r/>
             <w:r>
-              <w:t>Зафиксирован доказуемый канал отправки</w:t>
+              <w:rPr>
+                <w:b w:val="0"/>
+                <w:color w:val="262F37"/>
+                <w:sz w:val="18"/>
+              </w:rPr>
+              <w:t>Полное наименование, ИНН, адрес [___]</w:t>
+            </w:r>
+          </w:p>
+        </w:tc>
+      </w:tr>
+    </w:tbl>
+    <w:p>
+      <w:pPr>
+        <w:pStyle w:val="Heading1"/>
+        <w:keepNext/>
+        <w:pageBreakBefore w:val="0"/>
+      </w:pPr>
+      <w:r>
+        <w:t>Основание для дополнительного объёма</w:t>
+      </w:r>
+    </w:p>
+    <w:tbl>
+      <w:tblPr>
+        <w:tblStyle w:val="TableGrid"/>
+        <w:tblW w:type="auto" w:w="0"/>
+        <w:jc w:val="center"/>
+        <w:tblLayout w:type="fixed"/>
+        <w:tblLook w:firstColumn="1" w:firstRow="1" w:lastColumn="0" w:lastRow="0" w:noHBand="0" w:noVBand="1" w:val="04A0"/>
+      </w:tblPr>
+      <w:tblGrid>
+        <w:gridCol w:w="2268"/>
+        <w:gridCol w:w="7427"/>
+      </w:tblGrid>
+      <w:tr>
+        <w:trPr>
+          <w:cantSplit/>
+        </w:trPr>
+        <w:tc>
+          <w:tcPr>
+            <w:tcW w:type="dxa" w:w="2268"/>
+            <w:vAlign w:val="center"/>
+            <w:shd w:fill="F3F0E8"/>
+          </w:tcPr>
+          <w:p>
+            <w:pPr>
+              <w:spacing w:after="0"/>
+            </w:pPr>
+            <w:r/>
+            <w:r>
+              <w:rPr>
+                <w:b/>
+                <w:color w:val="262F37"/>
+                <w:sz w:val="18"/>
+              </w:rPr>
+              <w:t>Источник задания</w:t>
+            </w:r>
+          </w:p>
+        </w:tc>
+        <w:tc>
+          <w:tcPr>
+            <w:tcW w:type="dxa" w:w="7427"/>
+            <w:vAlign w:val="center"/>
+          </w:tcPr>
+          <w:p>
+            <w:pPr>
+              <w:spacing w:after="0"/>
+            </w:pPr>
+            <w:r/>
+            <w:r>
+              <w:rPr>
+                <w:b w:val="0"/>
+                <w:color w:val="262F37"/>
+                <w:sz w:val="18"/>
+              </w:rPr>
+              <w:t>Поручение, письмо, протокол или выявленное обстоятельство: кто, когда, № документа [___]</w:t>
             </w:r>
           </w:p>
         </w:tc>
       </w:tr>
       <w:tr>
+        <w:trPr>
+          <w:cantSplit/>
+        </w:trPr>
         <w:tc>
           <w:tcPr>
-            <w:tcW w:type="dxa" w:w="1800"/>
+            <w:tcW w:type="dxa" w:w="2268"/>
+            <w:vAlign w:val="center"/>
+            <w:shd w:fill="F3F0E8"/>
           </w:tcPr>
           <w:p>
+            <w:pPr>
+              <w:spacing w:after="0"/>
+            </w:pPr>
+            <w:r/>
             <w:r>
-              <w:t>☐</w:t>
+              <w:rPr>
+                <w:b/>
+                <w:color w:val="262F37"/>
+                <w:sz w:val="18"/>
+              </w:rPr>
+              <w:t>Исходный объём</w:t>
             </w:r>
           </w:p>
         </w:tc>
         <w:tc>
           <w:tcPr>
-            <w:tcW w:type="dxa" w:w="7560"/>
+            <w:tcW w:type="dxa" w:w="7427"/>
+            <w:vAlign w:val="center"/>
           </w:tcPr>
           <w:p>
+            <w:pPr>
+              <w:spacing w:after="0"/>
+            </w:pPr>
+            <w:r/>
             <w:r>
-              <w:t>Юридически значимые формулировки проверены специалистом под объект</w:t>
+              <w:rPr>
+                <w:b w:val="0"/>
+                <w:color w:val="262F37"/>
+                <w:sz w:val="18"/>
+              </w:rPr>
+              <w:t>Пункт договора, сметы, проекта или ведомости и соответствующая позиция [___]</w:t>
+            </w:r>
+          </w:p>
+        </w:tc>
+      </w:tr>
+      <w:tr>
+        <w:trPr>
+          <w:cantSplit/>
+        </w:trPr>
+        <w:tc>
+          <w:tcPr>
+            <w:tcW w:type="dxa" w:w="2268"/>
+            <w:vAlign w:val="center"/>
+            <w:shd w:fill="F3F0E8"/>
+          </w:tcPr>
+          <w:p>
+            <w:pPr>
+              <w:spacing w:after="0"/>
+            </w:pPr>
+            <w:r/>
+            <w:r>
+              <w:rPr>
+                <w:b/>
+                <w:color w:val="262F37"/>
+                <w:sz w:val="18"/>
+              </w:rPr>
+              <w:t>Причина отличия</w:t>
+            </w:r>
+          </w:p>
+        </w:tc>
+        <w:tc>
+          <w:tcPr>
+            <w:tcW w:type="dxa" w:w="7427"/>
+            <w:vAlign w:val="center"/>
+          </w:tcPr>
+          <w:p>
+            <w:pPr>
+              <w:spacing w:after="0"/>
+            </w:pPr>
+            <w:r/>
+            <w:r>
+              <w:rPr>
+                <w:b w:val="0"/>
+                <w:color w:val="262F37"/>
+                <w:sz w:val="18"/>
+              </w:rPr>
+              <w:t>Что обнаружено или изменено на объекте и почему нужна отдельная позиция [___]</w:t>
+            </w:r>
+          </w:p>
+        </w:tc>
+      </w:tr>
+      <w:tr>
+        <w:trPr>
+          <w:cantSplit/>
+        </w:trPr>
+        <w:tc>
+          <w:tcPr>
+            <w:tcW w:type="dxa" w:w="2268"/>
+            <w:vAlign w:val="center"/>
+            <w:shd w:fill="F3F0E8"/>
+          </w:tcPr>
+          <w:p>
+            <w:pPr>
+              <w:spacing w:after="0"/>
+            </w:pPr>
+            <w:r/>
+            <w:r>
+              <w:rPr>
+                <w:b/>
+                <w:color w:val="262F37"/>
+                <w:sz w:val="18"/>
+              </w:rPr>
+              <w:t>Уведомление</w:t>
+            </w:r>
+          </w:p>
+        </w:tc>
+        <w:tc>
+          <w:tcPr>
+            <w:tcW w:type="dxa" w:w="7427"/>
+            <w:vAlign w:val="center"/>
+          </w:tcPr>
+          <w:p>
+            <w:pPr>
+              <w:spacing w:after="0"/>
+            </w:pPr>
+            <w:r/>
+            <w:r>
+              <w:rPr>
+                <w:b w:val="0"/>
+                <w:color w:val="262F37"/>
+                <w:sz w:val="18"/>
+              </w:rPr>
+              <w:t>Файл 03: исходящий № [___], дата [___], канал и подтверждение направления [___]</w:t>
+            </w:r>
+          </w:p>
+        </w:tc>
+      </w:tr>
+    </w:tbl>
+    <w:p>
+      <w:pPr>
+        <w:pStyle w:val="Heading1"/>
+        <w:keepNext/>
+        <w:pageBreakBefore w:val="0"/>
+      </w:pPr>
+      <w:r>
+        <w:t>Позиции дополнительного объёма</w:t>
+      </w:r>
+    </w:p>
+    <w:tbl>
+      <w:tblPr>
+        <w:tblStyle w:val="TableGrid"/>
+        <w:tblW w:type="auto" w:w="0"/>
+        <w:tblLayout w:type="fixed"/>
+        <w:tblLook w:firstColumn="1" w:firstRow="1" w:lastColumn="0" w:lastRow="0" w:noHBand="0" w:noVBand="1" w:val="04A0"/>
+      </w:tblPr>
+      <w:tblGrid>
+        <w:gridCol w:w="454"/>
+        <w:gridCol w:w="2324"/>
+        <w:gridCol w:w="2268"/>
+        <w:gridCol w:w="1587"/>
+        <w:gridCol w:w="3061"/>
+      </w:tblGrid>
+      <w:tr>
+        <w:trPr>
+          <w:cantSplit/>
+        </w:trPr>
+        <w:tc>
+          <w:tcPr>
+            <w:tcW w:type="dxa" w:w="1973"/>
+            <w:vAlign w:val="center"/>
+            <w:shd w:fill="F3F0E8"/>
+          </w:tcPr>
+          <w:p>
+            <w:pPr>
+              <w:spacing w:after="0"/>
+            </w:pPr>
+            <w:r/>
+            <w:r>
+              <w:rPr>
+                <w:b/>
+                <w:color w:val="262F37"/>
+                <w:sz w:val="18"/>
+              </w:rPr>
+              <w:t>№</w:t>
+            </w:r>
+          </w:p>
+        </w:tc>
+        <w:tc>
+          <w:tcPr>
+            <w:tcW w:type="dxa" w:w="1973"/>
+            <w:vAlign w:val="center"/>
+            <w:shd w:fill="F3F0E8"/>
+          </w:tcPr>
+          <w:p>
+            <w:pPr>
+              <w:spacing w:after="0"/>
+            </w:pPr>
+            <w:r/>
+            <w:r>
+              <w:rPr>
+                <w:b/>
+                <w:color w:val="262F37"/>
+                <w:sz w:val="18"/>
+              </w:rPr>
+              <w:t>Работа, место и границы</w:t>
+            </w:r>
+          </w:p>
+        </w:tc>
+        <w:tc>
+          <w:tcPr>
+            <w:tcW w:type="dxa" w:w="1973"/>
+            <w:vAlign w:val="center"/>
+            <w:shd w:fill="F3F0E8"/>
+          </w:tcPr>
+          <w:p>
+            <w:pPr>
+              <w:spacing w:after="0"/>
+            </w:pPr>
+            <w:r/>
+            <w:r>
+              <w:rPr>
+                <w:b/>
+                <w:color w:val="262F37"/>
+                <w:sz w:val="18"/>
+              </w:rPr>
+              <w:t>Отличие от договора / проекта</w:t>
+            </w:r>
+          </w:p>
+        </w:tc>
+        <w:tc>
+          <w:tcPr>
+            <w:tcW w:type="dxa" w:w="1973"/>
+            <w:vAlign w:val="center"/>
+            <w:shd w:fill="F3F0E8"/>
+          </w:tcPr>
+          <w:p>
+            <w:pPr>
+              <w:spacing w:after="0"/>
+            </w:pPr>
+            <w:r/>
+            <w:r>
+              <w:rPr>
+                <w:b/>
+                <w:color w:val="262F37"/>
+                <w:sz w:val="18"/>
+              </w:rPr>
+              <w:t>Доп. объём и ед.</w:t>
+            </w:r>
+          </w:p>
+        </w:tc>
+        <w:tc>
+          <w:tcPr>
+            <w:tcW w:type="dxa" w:w="1973"/>
+            <w:vAlign w:val="center"/>
+            <w:shd w:fill="F3F0E8"/>
+          </w:tcPr>
+          <w:p>
+            <w:pPr>
+              <w:spacing w:after="0"/>
+            </w:pPr>
+            <w:r/>
+            <w:r>
+              <w:rPr>
+                <w:b/>
+                <w:color w:val="262F37"/>
+                <w:sz w:val="18"/>
+              </w:rPr>
+              <w:t>Основание / подтверждение</w:t>
+            </w:r>
+          </w:p>
+        </w:tc>
+      </w:tr>
+      <w:tr>
+        <w:trPr>
+          <w:cantSplit/>
+        </w:trPr>
+        <w:tc>
+          <w:tcPr>
+            <w:tcW w:type="dxa" w:w="454"/>
+            <w:vAlign w:val="center"/>
+          </w:tcPr>
+          <w:p>
+            <w:pPr>
+              <w:spacing w:after="0"/>
+            </w:pPr>
+            <w:r/>
+            <w:r>
+              <w:rPr>
+                <w:b w:val="0"/>
+                <w:color w:val="262F37"/>
+                <w:sz w:val="18"/>
+              </w:rPr>
+              <w:t>1</w:t>
+            </w:r>
+          </w:p>
+        </w:tc>
+        <w:tc>
+          <w:tcPr>
+            <w:tcW w:type="dxa" w:w="2324"/>
+            <w:vAlign w:val="center"/>
+          </w:tcPr>
+          <w:p>
+            <w:pPr>
+              <w:spacing w:after="0"/>
+            </w:pPr>
+            <w:r/>
+            <w:r>
+              <w:rPr>
+                <w:b w:val="0"/>
+                <w:color w:val="262F37"/>
+                <w:sz w:val="18"/>
+              </w:rPr>
+              <w:t>[___]</w:t>
+            </w:r>
+          </w:p>
+        </w:tc>
+        <w:tc>
+          <w:tcPr>
+            <w:tcW w:type="dxa" w:w="2268"/>
+            <w:vAlign w:val="center"/>
+          </w:tcPr>
+          <w:p>
+            <w:pPr>
+              <w:spacing w:after="0"/>
+            </w:pPr>
+            <w:r/>
+            <w:r>
+              <w:rPr>
+                <w:b w:val="0"/>
+                <w:color w:val="262F37"/>
+                <w:sz w:val="18"/>
+              </w:rPr>
+              <w:t>[___]</w:t>
+            </w:r>
+          </w:p>
+        </w:tc>
+        <w:tc>
+          <w:tcPr>
+            <w:tcW w:type="dxa" w:w="1587"/>
+            <w:vAlign w:val="center"/>
+          </w:tcPr>
+          <w:p>
+            <w:pPr>
+              <w:spacing w:after="0"/>
+            </w:pPr>
+            <w:r/>
+            <w:r>
+              <w:rPr>
+                <w:b w:val="0"/>
+                <w:color w:val="262F37"/>
+                <w:sz w:val="18"/>
+              </w:rPr>
+              <w:t>[___]</w:t>
+            </w:r>
+          </w:p>
+        </w:tc>
+        <w:tc>
+          <w:tcPr>
+            <w:tcW w:type="dxa" w:w="3061"/>
+            <w:vAlign w:val="center"/>
+          </w:tcPr>
+          <w:p>
+            <w:pPr>
+              <w:spacing w:after="0"/>
+            </w:pPr>
+            <w:r/>
+            <w:r>
+              <w:rPr>
+                <w:b w:val="0"/>
+                <w:color w:val="262F37"/>
+                <w:sz w:val="18"/>
+              </w:rPr>
+              <w:t>[___]</w:t>
+            </w:r>
+          </w:p>
+        </w:tc>
+      </w:tr>
+      <w:tr>
+        <w:trPr>
+          <w:cantSplit/>
+        </w:trPr>
+        <w:tc>
+          <w:tcPr>
+            <w:tcW w:type="dxa" w:w="454"/>
+            <w:vAlign w:val="center"/>
+          </w:tcPr>
+          <w:p>
+            <w:pPr>
+              <w:spacing w:after="0"/>
+            </w:pPr>
+            <w:r/>
+            <w:r>
+              <w:rPr>
+                <w:b w:val="0"/>
+                <w:color w:val="262F37"/>
+                <w:sz w:val="18"/>
+              </w:rPr>
+              <w:t>2</w:t>
+            </w:r>
+          </w:p>
+        </w:tc>
+        <w:tc>
+          <w:tcPr>
+            <w:tcW w:type="dxa" w:w="2324"/>
+            <w:vAlign w:val="center"/>
+          </w:tcPr>
+          <w:p>
+            <w:pPr>
+              <w:spacing w:after="0"/>
+            </w:pPr>
+            <w:r/>
+            <w:r>
+              <w:rPr>
+                <w:b w:val="0"/>
+                <w:color w:val="262F37"/>
+                <w:sz w:val="18"/>
+              </w:rPr>
+              <w:t>[___]</w:t>
+            </w:r>
+          </w:p>
+        </w:tc>
+        <w:tc>
+          <w:tcPr>
+            <w:tcW w:type="dxa" w:w="2268"/>
+            <w:vAlign w:val="center"/>
+          </w:tcPr>
+          <w:p>
+            <w:pPr>
+              <w:spacing w:after="0"/>
+            </w:pPr>
+            <w:r/>
+            <w:r>
+              <w:rPr>
+                <w:b w:val="0"/>
+                <w:color w:val="262F37"/>
+                <w:sz w:val="18"/>
+              </w:rPr>
+              <w:t>[___]</w:t>
+            </w:r>
+          </w:p>
+        </w:tc>
+        <w:tc>
+          <w:tcPr>
+            <w:tcW w:type="dxa" w:w="1587"/>
+            <w:vAlign w:val="center"/>
+          </w:tcPr>
+          <w:p>
+            <w:pPr>
+              <w:spacing w:after="0"/>
+            </w:pPr>
+            <w:r/>
+            <w:r>
+              <w:rPr>
+                <w:b w:val="0"/>
+                <w:color w:val="262F37"/>
+                <w:sz w:val="18"/>
+              </w:rPr>
+              <w:t>[___]</w:t>
+            </w:r>
+          </w:p>
+        </w:tc>
+        <w:tc>
+          <w:tcPr>
+            <w:tcW w:type="dxa" w:w="3061"/>
+            <w:vAlign w:val="center"/>
+          </w:tcPr>
+          <w:p>
+            <w:pPr>
+              <w:spacing w:after="0"/>
+            </w:pPr>
+            <w:r/>
+            <w:r>
+              <w:rPr>
+                <w:b w:val="0"/>
+                <w:color w:val="262F37"/>
+                <w:sz w:val="18"/>
+              </w:rPr>
+              <w:t>[___]</w:t>
+            </w:r>
+          </w:p>
+        </w:tc>
+      </w:tr>
+      <w:tr>
+        <w:trPr>
+          <w:cantSplit/>
+        </w:trPr>
+        <w:tc>
+          <w:tcPr>
+            <w:tcW w:type="dxa" w:w="454"/>
+            <w:vAlign w:val="center"/>
+          </w:tcPr>
+          <w:p>
+            <w:pPr>
+              <w:spacing w:after="0"/>
+            </w:pPr>
+            <w:r/>
+            <w:r>
+              <w:rPr>
+                <w:b w:val="0"/>
+                <w:color w:val="262F37"/>
+                <w:sz w:val="18"/>
+              </w:rPr>
+              <w:t>3</w:t>
+            </w:r>
+          </w:p>
+        </w:tc>
+        <w:tc>
+          <w:tcPr>
+            <w:tcW w:type="dxa" w:w="2324"/>
+            <w:vAlign w:val="center"/>
+          </w:tcPr>
+          <w:p>
+            <w:pPr>
+              <w:spacing w:after="0"/>
+            </w:pPr>
+            <w:r/>
+            <w:r>
+              <w:rPr>
+                <w:b w:val="0"/>
+                <w:color w:val="262F37"/>
+                <w:sz w:val="18"/>
+              </w:rPr>
+              <w:t>[___]</w:t>
+            </w:r>
+          </w:p>
+        </w:tc>
+        <w:tc>
+          <w:tcPr>
+            <w:tcW w:type="dxa" w:w="2268"/>
+            <w:vAlign w:val="center"/>
+          </w:tcPr>
+          <w:p>
+            <w:pPr>
+              <w:spacing w:after="0"/>
+            </w:pPr>
+            <w:r/>
+            <w:r>
+              <w:rPr>
+                <w:b w:val="0"/>
+                <w:color w:val="262F37"/>
+                <w:sz w:val="18"/>
+              </w:rPr>
+              <w:t>[___]</w:t>
+            </w:r>
+          </w:p>
+        </w:tc>
+        <w:tc>
+          <w:tcPr>
+            <w:tcW w:type="dxa" w:w="1587"/>
+            <w:vAlign w:val="center"/>
+          </w:tcPr>
+          <w:p>
+            <w:pPr>
+              <w:spacing w:after="0"/>
+            </w:pPr>
+            <w:r/>
+            <w:r>
+              <w:rPr>
+                <w:b w:val="0"/>
+                <w:color w:val="262F37"/>
+                <w:sz w:val="18"/>
+              </w:rPr>
+              <w:t>[___]</w:t>
+            </w:r>
+          </w:p>
+        </w:tc>
+        <w:tc>
+          <w:tcPr>
+            <w:tcW w:type="dxa" w:w="3061"/>
+            <w:vAlign w:val="center"/>
+          </w:tcPr>
+          <w:p>
+            <w:pPr>
+              <w:spacing w:after="0"/>
+            </w:pPr>
+            <w:r/>
+            <w:r>
+              <w:rPr>
+                <w:b w:val="0"/>
+                <w:color w:val="262F37"/>
+                <w:sz w:val="18"/>
+              </w:rPr>
+              <w:t>[___]</w:t>
             </w:r>
           </w:p>
         </w:tc>
@@ -236,56 +935,680 @@
     </w:tbl>
     <w:p>
       <w:r>
-        <w:t>Важно: шаблон не заменяет анализ договора, проектной документации и обстоятельств конкретного объекта.</w:t>
+        <w:t>Если позиций больше трёх, добавьте строки. К каждой позиции укажите документ, по которому проверяются границы и количество.</w:t>
+      </w:r>
+    </w:p>
+    <w:p>
+      <w:pPr>
+        <w:pStyle w:val="Heading1"/>
+        <w:keepNext/>
+        <w:pageBreakBefore w:val="0"/>
+      </w:pPr>
+      <w:r>
+        <w:t>Выберите маршрут</w:t>
+      </w:r>
+    </w:p>
+    <w:p>
+      <w:r>
+        <w:t>□ А. Работы ещё не начаты. Планируемая дата начала [___]. Письменное поручение заказчика (файл 01): № [___] от [___]. Решение об объёме и приложениях получите до начала соответствующих работ.</w:t>
+      </w:r>
+    </w:p>
+    <w:p>
+      <w:r>
+        <w:t>□ Б. Работы уже выполнены. Фактический период [___] — [___]. Просьба заказчика подтверждается [документ, дата, отправитель/подписант: ___]. Выполнение подтверждается [журнал, акт, фото с датами, переписка: ___]. Оформляйте согласование текущей датой.</w:t>
+      </w:r>
+    </w:p>
+    <w:p>
+      <w:r>
+        <w:t>Для смешанного случая оформите отдельные строки по планируемому и выполненному объёму. Перед направлением оставьте нужный маршрут и конкретные подтверждения.</w:t>
+      </w:r>
+    </w:p>
+    <w:p>
+      <w:pPr>
+        <w:pStyle w:val="Heading1"/>
+        <w:keepNext/>
+        <w:pageBreakBefore/>
+      </w:pPr>
+      <w:r>
+        <w:t>Приложения и расчёт</w:t>
+      </w:r>
+    </w:p>
+    <w:tbl>
+      <w:tblPr>
+        <w:tblStyle w:val="TableGrid"/>
+        <w:tblW w:type="auto" w:w="0"/>
+        <w:tblLook w:firstColumn="1" w:firstRow="1" w:lastColumn="0" w:lastRow="0" w:noHBand="0" w:noVBand="1" w:val="04A0"/>
+      </w:tblPr>
+      <w:tblGrid>
+        <w:gridCol w:w="3289"/>
+        <w:gridCol w:w="3289"/>
+        <w:gridCol w:w="3289"/>
+      </w:tblGrid>
+      <w:tr>
+        <w:trPr>
+          <w:cantSplit/>
+        </w:trPr>
+        <w:tc>
+          <w:tcPr>
+            <w:tcW w:type="dxa" w:w="3289"/>
+            <w:vAlign w:val="center"/>
+            <w:shd w:fill="F3F0E8"/>
+          </w:tcPr>
+          <w:p>
+            <w:pPr>
+              <w:spacing w:after="0"/>
+            </w:pPr>
+            <w:r/>
+            <w:r>
+              <w:rPr>
+                <w:b/>
+                <w:color w:val="262F37"/>
+                <w:sz w:val="18"/>
+              </w:rPr>
+              <w:t>Приложение</w:t>
+            </w:r>
+          </w:p>
+        </w:tc>
+        <w:tc>
+          <w:tcPr>
+            <w:tcW w:type="dxa" w:w="3289"/>
+            <w:vAlign w:val="center"/>
+            <w:shd w:fill="F3F0E8"/>
+          </w:tcPr>
+          <w:p>
+            <w:pPr>
+              <w:spacing w:after="0"/>
+            </w:pPr>
+            <w:r/>
+            <w:r>
+              <w:rPr>
+                <w:b/>
+                <w:color w:val="262F37"/>
+                <w:sz w:val="18"/>
+              </w:rPr>
+              <w:t>Номер и дата</w:t>
+            </w:r>
+          </w:p>
+        </w:tc>
+        <w:tc>
+          <w:tcPr>
+            <w:tcW w:type="dxa" w:w="3289"/>
+            <w:vAlign w:val="center"/>
+            <w:shd w:fill="F3F0E8"/>
+          </w:tcPr>
+          <w:p>
+            <w:pPr>
+              <w:spacing w:after="0"/>
+            </w:pPr>
+            <w:r/>
+            <w:r>
+              <w:rPr>
+                <w:b/>
+                <w:color w:val="262F37"/>
+                <w:sz w:val="18"/>
+              </w:rPr>
+              <w:t>Какие позиции подтверждает</w:t>
+            </w:r>
+          </w:p>
+        </w:tc>
+      </w:tr>
+      <w:tr>
+        <w:trPr>
+          <w:cantSplit/>
+        </w:trPr>
+        <w:tc>
+          <w:tcPr>
+            <w:tcW w:type="dxa" w:w="3289"/>
+            <w:vAlign w:val="center"/>
+          </w:tcPr>
+          <w:p>
+            <w:pPr>
+              <w:spacing w:after="0"/>
+            </w:pPr>
+            <w:r/>
+            <w:r>
+              <w:rPr>
+                <w:b w:val="0"/>
+                <w:color w:val="262F37"/>
+                <w:sz w:val="18"/>
+              </w:rPr>
+              <w:t>Схема, чертёж или дефектная ведомость</w:t>
+            </w:r>
+          </w:p>
+        </w:tc>
+        <w:tc>
+          <w:tcPr>
+            <w:tcW w:type="dxa" w:w="3289"/>
+            <w:vAlign w:val="center"/>
+          </w:tcPr>
+          <w:p>
+            <w:pPr>
+              <w:spacing w:after="0"/>
+            </w:pPr>
+            <w:r/>
+            <w:r>
+              <w:rPr>
+                <w:b w:val="0"/>
+                <w:color w:val="262F37"/>
+                <w:sz w:val="18"/>
+              </w:rPr>
+              <w:t>[___]</w:t>
+            </w:r>
+          </w:p>
+        </w:tc>
+        <w:tc>
+          <w:tcPr>
+            <w:tcW w:type="dxa" w:w="3289"/>
+            <w:vAlign w:val="center"/>
+          </w:tcPr>
+          <w:p>
+            <w:pPr>
+              <w:spacing w:after="0"/>
+            </w:pPr>
+            <w:r/>
+            <w:r>
+              <w:rPr>
+                <w:b w:val="0"/>
+                <w:color w:val="262F37"/>
+                <w:sz w:val="18"/>
+              </w:rPr>
+              <w:t>[___]</w:t>
+            </w:r>
+          </w:p>
+        </w:tc>
+      </w:tr>
+      <w:tr>
+        <w:trPr>
+          <w:cantSplit/>
+        </w:trPr>
+        <w:tc>
+          <w:tcPr>
+            <w:tcW w:type="dxa" w:w="3289"/>
+            <w:vAlign w:val="center"/>
+          </w:tcPr>
+          <w:p>
+            <w:pPr>
+              <w:spacing w:after="0"/>
+            </w:pPr>
+            <w:r/>
+            <w:r>
+              <w:rPr>
+                <w:b w:val="0"/>
+                <w:color w:val="262F37"/>
+                <w:sz w:val="18"/>
+              </w:rPr>
+              <w:t>Расчёт стоимости (файл 07)</w:t>
+            </w:r>
+          </w:p>
+        </w:tc>
+        <w:tc>
+          <w:tcPr>
+            <w:tcW w:type="dxa" w:w="3289"/>
+            <w:vAlign w:val="center"/>
+          </w:tcPr>
+          <w:p>
+            <w:pPr>
+              <w:spacing w:after="0"/>
+            </w:pPr>
+            <w:r/>
+            <w:r>
+              <w:rPr>
+                <w:b w:val="0"/>
+                <w:color w:val="262F37"/>
+                <w:sz w:val="18"/>
+              </w:rPr>
+              <w:t>[___]</w:t>
+            </w:r>
+          </w:p>
+        </w:tc>
+        <w:tc>
+          <w:tcPr>
+            <w:tcW w:type="dxa" w:w="3289"/>
+            <w:vAlign w:val="center"/>
+          </w:tcPr>
+          <w:p>
+            <w:pPr>
+              <w:spacing w:after="0"/>
+            </w:pPr>
+            <w:r/>
+            <w:r>
+              <w:rPr>
+                <w:b w:val="0"/>
+                <w:color w:val="262F37"/>
+                <w:sz w:val="18"/>
+              </w:rPr>
+              <w:t>[___]</w:t>
+            </w:r>
+          </w:p>
+        </w:tc>
+      </w:tr>
+      <w:tr>
+        <w:trPr>
+          <w:cantSplit/>
+        </w:trPr>
+        <w:tc>
+          <w:tcPr>
+            <w:tcW w:type="dxa" w:w="3289"/>
+            <w:vAlign w:val="center"/>
+          </w:tcPr>
+          <w:p>
+            <w:pPr>
+              <w:spacing w:after="0"/>
+            </w:pPr>
+            <w:r/>
+            <w:r>
+              <w:rPr>
+                <w:b w:val="0"/>
+                <w:color w:val="262F37"/>
+                <w:sz w:val="18"/>
+              </w:rPr>
+              <w:t>Журнал, фото, переписка или акт</w:t>
+            </w:r>
+          </w:p>
+        </w:tc>
+        <w:tc>
+          <w:tcPr>
+            <w:tcW w:type="dxa" w:w="3289"/>
+            <w:vAlign w:val="center"/>
+          </w:tcPr>
+          <w:p>
+            <w:pPr>
+              <w:spacing w:after="0"/>
+            </w:pPr>
+            <w:r/>
+            <w:r>
+              <w:rPr>
+                <w:b w:val="0"/>
+                <w:color w:val="262F37"/>
+                <w:sz w:val="18"/>
+              </w:rPr>
+              <w:t>[___]</w:t>
+            </w:r>
+          </w:p>
+        </w:tc>
+        <w:tc>
+          <w:tcPr>
+            <w:tcW w:type="dxa" w:w="3289"/>
+            <w:vAlign w:val="center"/>
+          </w:tcPr>
+          <w:p>
+            <w:pPr>
+              <w:spacing w:after="0"/>
+            </w:pPr>
+            <w:r/>
+            <w:r>
+              <w:rPr>
+                <w:b w:val="0"/>
+                <w:color w:val="262F37"/>
+                <w:sz w:val="18"/>
+              </w:rPr>
+              <w:t>[___]</w:t>
+            </w:r>
+          </w:p>
+        </w:tc>
+      </w:tr>
+    </w:tbl>
+    <w:p>
+      <w:r>
+        <w:t>Оставьте в перечне только приложенные документы и укажите их фактические реквизиты.</w:t>
+      </w:r>
+    </w:p>
+    <w:p>
+      <w:r>
+        <w:t>Цена и порядок оплаты: расчёт 07 № [___] от [___]; предложение о согласовании цены — допсоглашение 11 № [___] от [___]. Влияние на срок: документ 05 № [___] от [___]; при изменении срока — допсоглашение 12 № [___] от [___]. Заполняйте ссылки по фактически подготовленным документам.</w:t>
+      </w:r>
+    </w:p>
+    <w:p>
+      <w:pPr>
+        <w:pStyle w:val="Heading1"/>
+        <w:keepNext/>
+        <w:pageBreakBefore w:val="0"/>
+      </w:pPr>
+      <w:r>
+        <w:t>Решение по объёму</w:t>
+      </w:r>
+    </w:p>
+    <w:p>
+      <w:r>
+        <w:t>□ Объём по позициям № [___] согласован сторонами в указанных границах и единицах измерения.</w:t>
+      </w:r>
+    </w:p>
+    <w:p>
+      <w:r>
+        <w:t>□ По позициям № [___] нужны уточнения: [___]. Срок ответа [___].</w:t>
+      </w:r>
+    </w:p>
+    <w:p>
+      <w:r>
+        <w:t>□ Позиции № [___] заказчик не согласовал; ответ № [___] от [___].</w:t>
+      </w:r>
+    </w:p>
+    <w:p>
+      <w:r>
+        <w:t>Подписанные обеими сторонами позиции с отметкой «согласован» фиксируют решение об объёме. Цена, порядок оплаты и изменение сроков отражаются в названных документах 11 и 12 после их оформления.</w:t>
+      </w:r>
+    </w:p>
+    <w:p>
+      <w:pPr>
+        <w:pStyle w:val="Heading1"/>
+        <w:keepNext/>
+        <w:pageBreakBefore w:val="0"/>
+      </w:pPr>
+      <w:r>
+        <w:t>Направление и подписи</w:t>
+      </w:r>
+    </w:p>
+    <w:tbl>
+      <w:tblPr>
+        <w:tblStyle w:val="TableGrid"/>
+        <w:tblW w:type="auto" w:w="0"/>
+        <w:jc w:val="center"/>
+        <w:tblLayout w:type="fixed"/>
+        <w:tblLook w:firstColumn="1" w:firstRow="1" w:lastColumn="0" w:lastRow="0" w:noHBand="0" w:noVBand="1" w:val="04A0"/>
+      </w:tblPr>
+      <w:tblGrid>
+        <w:gridCol w:w="2268"/>
+        <w:gridCol w:w="7427"/>
+      </w:tblGrid>
+      <w:tr>
+        <w:trPr>
+          <w:cantSplit/>
+        </w:trPr>
+        <w:tc>
+          <w:tcPr>
+            <w:tcW w:type="dxa" w:w="2268"/>
+            <w:vAlign w:val="center"/>
+            <w:shd w:fill="F3F0E8"/>
+          </w:tcPr>
+          <w:p>
+            <w:pPr>
+              <w:spacing w:after="0"/>
+            </w:pPr>
+            <w:r/>
+            <w:r>
+              <w:rPr>
+                <w:b/>
+                <w:color w:val="262F37"/>
+                <w:sz w:val="18"/>
+              </w:rPr>
+              <w:t>Передача</w:t>
+            </w:r>
+          </w:p>
+        </w:tc>
+        <w:tc>
+          <w:tcPr>
+            <w:tcW w:type="dxa" w:w="7427"/>
+            <w:vAlign w:val="center"/>
+          </w:tcPr>
+          <w:p>
+            <w:pPr>
+              <w:spacing w:after="0"/>
+            </w:pPr>
+            <w:r/>
+            <w:r>
+              <w:rPr>
+                <w:b w:val="0"/>
+                <w:color w:val="262F37"/>
+                <w:sz w:val="18"/>
+              </w:rPr>
+              <w:t>Канал [___], дата [___], адресат [___], подтверждение доставки [___]</w:t>
+            </w:r>
+          </w:p>
+        </w:tc>
+      </w:tr>
+      <w:tr>
+        <w:trPr>
+          <w:cantSplit/>
+        </w:trPr>
+        <w:tc>
+          <w:tcPr>
+            <w:tcW w:type="dxa" w:w="2268"/>
+            <w:vAlign w:val="center"/>
+            <w:shd w:fill="F3F0E8"/>
+          </w:tcPr>
+          <w:p>
+            <w:pPr>
+              <w:spacing w:after="0"/>
+            </w:pPr>
+            <w:r/>
+            <w:r>
+              <w:rPr>
+                <w:b/>
+                <w:color w:val="262F37"/>
+                <w:sz w:val="18"/>
+              </w:rPr>
+              <w:t>Ответ</w:t>
+            </w:r>
+          </w:p>
+        </w:tc>
+        <w:tc>
+          <w:tcPr>
+            <w:tcW w:type="dxa" w:w="7427"/>
+            <w:vAlign w:val="center"/>
+          </w:tcPr>
+          <w:p>
+            <w:pPr>
+              <w:spacing w:after="0"/>
+            </w:pPr>
+            <w:r/>
+            <w:r>
+              <w:rPr>
+                <w:b w:val="0"/>
+                <w:color w:val="262F37"/>
+                <w:sz w:val="18"/>
+              </w:rPr>
+              <w:t>Дата [___], входящий № / письмо [___], связь с позициями [___]</w:t>
+            </w:r>
+          </w:p>
+        </w:tc>
+      </w:tr>
+    </w:tbl>
+    <w:tbl>
+      <w:tblPr>
+        <w:tblStyle w:val="TableGrid"/>
+        <w:tblW w:type="auto" w:w="0"/>
+        <w:tblLook w:firstColumn="1" w:firstRow="1" w:lastColumn="0" w:lastRow="0" w:noHBand="0" w:noVBand="1" w:val="04A0"/>
+      </w:tblPr>
+      <w:tblGrid>
+        <w:gridCol w:w="4933"/>
+        <w:gridCol w:w="4933"/>
+      </w:tblGrid>
+      <w:tr>
+        <w:trPr>
+          <w:cantSplit/>
+        </w:trPr>
+        <w:tc>
+          <w:tcPr>
+            <w:tcW w:type="dxa" w:w="4933"/>
+            <w:vAlign w:val="center"/>
+            <w:shd w:fill="F3F0E8"/>
+          </w:tcPr>
+          <w:p>
+            <w:pPr>
+              <w:spacing w:after="0"/>
+            </w:pPr>
+            <w:r/>
+            <w:r>
+              <w:rPr>
+                <w:b/>
+                <w:color w:val="262F37"/>
+                <w:sz w:val="18"/>
+              </w:rPr>
+              <w:t>Подрядчик</w:t>
+            </w:r>
+          </w:p>
+        </w:tc>
+        <w:tc>
+          <w:tcPr>
+            <w:tcW w:type="dxa" w:w="4933"/>
+            <w:vAlign w:val="center"/>
+            <w:shd w:fill="F3F0E8"/>
+          </w:tcPr>
+          <w:p>
+            <w:pPr>
+              <w:spacing w:after="0"/>
+            </w:pPr>
+            <w:r/>
+            <w:r>
+              <w:rPr>
+                <w:b/>
+                <w:color w:val="262F37"/>
+                <w:sz w:val="18"/>
+              </w:rPr>
+              <w:t>Заказчик</w:t>
+            </w:r>
+          </w:p>
+        </w:tc>
+      </w:tr>
+      <w:tr>
+        <w:trPr>
+          <w:cantSplit/>
+        </w:trPr>
+        <w:tc>
+          <w:tcPr>
+            <w:tcW w:type="dxa" w:w="4933"/>
+            <w:vAlign w:val="center"/>
+          </w:tcPr>
+          <w:p>
+            <w:pPr>
+              <w:spacing w:after="0"/>
+            </w:pPr>
+            <w:r/>
+            <w:r>
+              <w:rPr>
+                <w:b w:val="0"/>
+                <w:color w:val="262F37"/>
+                <w:sz w:val="18"/>
+              </w:rPr>
+              <w:t>Должность, Ф. И. О. [___]</w:t>
+            </w:r>
+          </w:p>
+        </w:tc>
+        <w:tc>
+          <w:tcPr>
+            <w:tcW w:type="dxa" w:w="4933"/>
+            <w:vAlign w:val="center"/>
+          </w:tcPr>
+          <w:p>
+            <w:pPr>
+              <w:spacing w:after="0"/>
+            </w:pPr>
+            <w:r/>
+            <w:r>
+              <w:rPr>
+                <w:b w:val="0"/>
+                <w:color w:val="262F37"/>
+                <w:sz w:val="18"/>
+              </w:rPr>
+              <w:t>Должность, Ф. И. О. [___]</w:t>
+            </w:r>
+          </w:p>
+        </w:tc>
+      </w:tr>
+      <w:tr>
+        <w:trPr>
+          <w:cantSplit/>
+        </w:trPr>
+        <w:tc>
+          <w:tcPr>
+            <w:tcW w:type="dxa" w:w="4933"/>
+            <w:vAlign w:val="center"/>
+          </w:tcPr>
+          <w:p>
+            <w:pPr>
+              <w:spacing w:after="0"/>
+            </w:pPr>
+            <w:r/>
+            <w:r>
+              <w:rPr>
+                <w:b w:val="0"/>
+                <w:color w:val="262F37"/>
+                <w:sz w:val="18"/>
+              </w:rPr>
+              <w:t>Основание полномочий [___]</w:t>
+            </w:r>
+          </w:p>
+        </w:tc>
+        <w:tc>
+          <w:tcPr>
+            <w:tcW w:type="dxa" w:w="4933"/>
+            <w:vAlign w:val="center"/>
+          </w:tcPr>
+          <w:p>
+            <w:pPr>
+              <w:spacing w:after="0"/>
+            </w:pPr>
+            <w:r/>
+            <w:r>
+              <w:rPr>
+                <w:b w:val="0"/>
+                <w:color w:val="262F37"/>
+                <w:sz w:val="18"/>
+              </w:rPr>
+              <w:t>Основание полномочий [___]</w:t>
+            </w:r>
+          </w:p>
+        </w:tc>
+      </w:tr>
+      <w:tr>
+        <w:trPr>
+          <w:cantSplit/>
+        </w:trPr>
+        <w:tc>
+          <w:tcPr>
+            <w:tcW w:type="dxa" w:w="4933"/>
+            <w:vAlign w:val="center"/>
+          </w:tcPr>
+          <w:p>
+            <w:pPr>
+              <w:spacing w:after="0"/>
+            </w:pPr>
+            <w:r/>
+            <w:r>
+              <w:rPr>
+                <w:b w:val="0"/>
+                <w:color w:val="262F37"/>
+                <w:sz w:val="18"/>
+              </w:rPr>
+              <w:t>Подпись [___]  Дата [___]</w:t>
+            </w:r>
+          </w:p>
+        </w:tc>
+        <w:tc>
+          <w:tcPr>
+            <w:tcW w:type="dxa" w:w="4933"/>
+            <w:vAlign w:val="center"/>
+          </w:tcPr>
+          <w:p>
+            <w:pPr>
+              <w:spacing w:after="0"/>
+            </w:pPr>
+            <w:r/>
+            <w:r>
+              <w:rPr>
+                <w:b w:val="0"/>
+                <w:color w:val="262F37"/>
+                <w:sz w:val="18"/>
+              </w:rPr>
+              <w:t>Подпись [___]  Дата [___]</w:t>
+            </w:r>
+          </w:p>
+        </w:tc>
+      </w:tr>
+    </w:tbl>
+    <w:p>
+      <w:r>
+        <w:t>Копию подписанного документа и приложения сохраните вместе с договором, уведомлением 03 и записью в журнале 08.</w:t>
       </w:r>
     </w:p>
     <w:sectPr>
-      <w:headerReference w:type="default" r:id="rId9"/>
-      <w:footerReference w:type="default" r:id="rId10"/>
-      <w:pgSz w:w="12240" w:h="15840"/>
-      <w:pgMar w:top="1440" w:right="1440" w:bottom="1440" w:left="1440" w:header="708" w:footer="708" w:gutter="0"/>
+      <w:pgSz w:w="11906" w:h="16838"/>
+      <w:pgMar w:top="964" w:right="1020" w:bottom="964" w:left="1020" w:header="720" w:footer="720" w:gutter="0"/>
       <w:cols w:space="720"/>
       <w:docGrid w:linePitch="360"/>
     </w:sectPr>
   </w:body>
 </w:document>
-</file>
-
-<file path=word/footer1.xml><?xml version="1.0" encoding="utf-8"?>
-<w:ftr xmlns:m="http://schemas.openxmlformats.org/officeDocument/2006/math" xmlns:mc="http://schemas.openxmlformats.org/markup-compatibility/2006" xmlns:mo="http://schemas.microsoft.com/office/mac/office/2008/main" xmlns:mv="urn:schemas-microsoft-com:mac:vml" xmlns:o="urn:schemas-microsoft-com:office:office" xmlns:r="http://schemas.openxmlformats.org/officeDocument/2006/relationships" xmlns:v="urn:schemas-microsoft-com:vml" xmlns:w10="urn:schemas-microsoft-com:office:word" xmlns:w14="http://schemas.microsoft.com/office/word/2010/wordml" xmlns:w="http://schemas.openxmlformats.org/wordprocessingml/2006/main" xmlns:wne="http://schemas.microsoft.com/office/word/2006/wordml" xmlns:wp14="http://schemas.microsoft.com/office/word/2010/wordprocessingDrawing" xmlns:wp="http://schemas.openxmlformats.org/drawingml/2006/wordprocessingDrawing" xmlns:wpc="http://schemas.microsoft.com/office/word/2010/wordprocessingCanvas" xmlns:wpg="http://schemas.microsoft.com/office/word/2010/wordprocessingGroup" xmlns:wpi="http://schemas.microsoft.com/office/word/2010/wordprocessingInk" xmlns:wps="http://schemas.microsoft.com/office/word/2010/wordprocessingShape" mc:Ignorable="w14 wp14">
-  <w:p>
-    <w:pPr>
-      <w:pStyle w:val="Footer"/>
-      <w:jc w:val="center"/>
-    </w:pPr>
-    <w:r>
-      <w:rPr>
-        <w:rFonts w:ascii="Arial" w:hAnsi="Arial"/>
-        <w:color w:val="787878"/>
-        <w:sz w:val="16"/>
-      </w:rPr>
-      <w:t>Согласование объёма дополнительных работ  •  версия 21.07.2026  •  marzhavbetone.ru</w:t>
-    </w:r>
-  </w:p>
-</w:ftr>
-</file>
-
-<file path=word/header1.xml><?xml version="1.0" encoding="utf-8"?>
-<w:hdr xmlns:m="http://schemas.openxmlformats.org/officeDocument/2006/math" xmlns:mc="http://schemas.openxmlformats.org/markup-compatibility/2006" xmlns:mo="http://schemas.microsoft.com/office/mac/office/2008/main" xmlns:mv="urn:schemas-microsoft-com:mac:vml" xmlns:o="urn:schemas-microsoft-com:office:office" xmlns:r="http://schemas.openxmlformats.org/officeDocument/2006/relationships" xmlns:v="urn:schemas-microsoft-com:vml" xmlns:w10="urn:schemas-microsoft-com:office:word" xmlns:w14="http://schemas.microsoft.com/office/word/2010/wordml" xmlns:w="http://schemas.openxmlformats.org/wordprocessingml/2006/main" xmlns:wne="http://schemas.microsoft.com/office/word/2006/wordml" xmlns:wp14="http://schemas.microsoft.com/office/word/2010/wordprocessingDrawing" xmlns:wp="http://schemas.openxmlformats.org/drawingml/2006/wordprocessingDrawing" xmlns:wpc="http://schemas.microsoft.com/office/word/2010/wordprocessingCanvas" xmlns:wpg="http://schemas.microsoft.com/office/word/2010/wordprocessingGroup" xmlns:wpi="http://schemas.microsoft.com/office/word/2010/wordprocessingInk" xmlns:wps="http://schemas.microsoft.com/office/word/2010/wordprocessingShape" mc:Ignorable="w14 wp14">
-  <w:p>
-    <w:pPr>
-      <w:pStyle w:val="Header"/>
-    </w:pPr>
-    <w:r>
-      <w:rPr>
-        <w:rFonts w:ascii="Arial" w:hAnsi="Arial"/>
-        <w:color w:val="646464"/>
-        <w:sz w:val="16"/>
-      </w:rPr>
-      <w:t>МАРЖА В БЕТОНЕ  /  РАБОЧИЙ ШАБЛОН</w:t>
-    </w:r>
-  </w:p>
-</w:hdr>
 </file>
 
 <file path=word/numbering.xml><?xml version="1.0" encoding="utf-8"?>
@@ -652,11 +1975,12 @@
     <w:qFormat/>
     <w:rsid w:val="00FC693F"/>
     <w:pPr>
-      <w:spacing w:after="120" w:line="300" w:lineRule="auto"/>
+      <w:spacing w:after="100"/>
     </w:pPr>
     <w:rPr>
-      <w:rFonts w:ascii="Arial" w:hAnsi="Arial"/>
-      <w:sz w:val="22"/>
+      <w:rFonts w:ascii="Times New Roman" w:hAnsi="Times New Roman"/>
+      <w:color w:val="262F37"/>
+      <w:sz w:val="21"/>
     </w:rPr>
   </w:style>
   <w:style w:type="paragraph" w:styleId="Header">
@@ -714,15 +2038,15 @@
     <w:pPr>
       <w:keepNext/>
       <w:keepLines/>
-      <w:spacing w:before="360" w:after="200"/>
+      <w:spacing w:before="180" w:after="100"/>
       <w:outlineLvl w:val="0"/>
     </w:pPr>
     <w:rPr>
-      <w:rFonts w:asciiTheme="majorHAnsi" w:eastAsiaTheme="majorEastAsia" w:hAnsiTheme="majorHAnsi" w:cstheme="majorBidi" w:ascii="Arial" w:hAnsi="Arial"/>
+      <w:rFonts w:asciiTheme="majorHAnsi" w:eastAsiaTheme="majorEastAsia" w:hAnsiTheme="majorHAnsi" w:cstheme="majorBidi" w:ascii="Times New Roman" w:hAnsi="Times New Roman"/>
       <w:b/>
       <w:bCs/>
-      <w:color w:val="2E74B5"/>
-      <w:sz w:val="32"/>
+      <w:color w:val="8E6F32"/>
+      <w:sz w:val="24"/>
       <w:szCs w:val="28"/>
     </w:rPr>
   </w:style>
@@ -738,14 +2062,14 @@
     <w:pPr>
       <w:keepNext/>
       <w:keepLines/>
-      <w:spacing w:before="280" w:after="140"/>
+      <w:spacing w:before="200" w:after="0"/>
       <w:outlineLvl w:val="1"/>
     </w:pPr>
     <w:rPr>
-      <w:rFonts w:asciiTheme="majorHAnsi" w:eastAsiaTheme="majorEastAsia" w:hAnsiTheme="majorHAnsi" w:cstheme="majorBidi" w:ascii="Arial" w:hAnsi="Arial"/>
+      <w:rFonts w:asciiTheme="majorHAnsi" w:eastAsiaTheme="majorEastAsia" w:hAnsiTheme="majorHAnsi" w:cstheme="majorBidi"/>
       <w:b/>
       <w:bCs/>
-      <w:color w:val="2E74B5"/>
+      <w:color w:val="4F81BD" w:themeColor="accent1"/>
       <w:sz w:val="26"/>
       <w:szCs w:val="26"/>
     </w:rPr>
@@ -1000,18 +2324,16 @@
     <w:qFormat/>
     <w:rsid w:val="00FC693F"/>
     <w:pPr>
-      <w:pBdr>
-        <w:bottom w:val="single" w:sz="8" w:space="4" w:color="4F81BD" w:themeColor="accent1"/>
-      </w:pBdr>
-      <w:spacing w:after="240" w:line="240" w:lineRule="auto" w:before="0"/>
+      <w:spacing w:after="180" w:line="240" w:lineRule="auto"/>
       <w:contextualSpacing/>
     </w:pPr>
     <w:rPr>
-      <w:rFonts w:asciiTheme="majorHAnsi" w:eastAsiaTheme="majorEastAsia" w:hAnsiTheme="majorHAnsi" w:cstheme="majorBidi" w:ascii="Arial" w:hAnsi="Arial"/>
-      <w:color w:val="242629"/>
+      <w:rFonts w:asciiTheme="majorHAnsi" w:eastAsiaTheme="majorEastAsia" w:hAnsiTheme="majorHAnsi" w:cstheme="majorBidi" w:ascii="Times New Roman" w:hAnsi="Times New Roman"/>
+      <w:b/>
+      <w:color w:val="000000"/>
       <w:spacing w:val="5"/>
       <w:kern w:val="28"/>
-      <w:sz w:val="50"/>
+      <w:sz w:val="34"/>
       <w:szCs w:val="52"/>
     </w:rPr>
   </w:style>
